--- a/Report 1_Project_Proposal,Report 2_System_Analysis_Design,Report 3_Core_Feature_Development/Report 2_System_Analysis_Design.docx
+++ b/Report 1_Project_Proposal,Report 2_System_Analysis_Design,Report 3_Core_Feature_Development/Report 2_System_Analysis_Design.docx
@@ -4,7 +4,7 @@
   <w:body>
     <w:p>
       <w:pPr>
-        <w:pStyle w:val="u1"/>
+        <w:pStyle w:val="Heading1"/>
       </w:pPr>
       <w:r>
         <w:t>Report 2: System Analysis &amp; Architectural Design Report (Design Phase)</w:t>
@@ -12,7 +12,7 @@
     </w:p>
     <w:p>
       <w:pPr>
-        <w:pStyle w:val="u2"/>
+        <w:pStyle w:val="Heading2"/>
       </w:pPr>
       <w:r>
         <w:t>1. System Overview</w:t>
@@ -20,7 +20,7 @@
     </w:p>
     <w:p>
       <w:pPr>
-        <w:pStyle w:val="ThnVnban"/>
+        <w:pStyle w:val="BodyText"/>
         <w:numPr>
           <w:ilvl w:val="0"/>
           <w:numId w:val="2"/>
@@ -36,12 +36,18 @@
         <w:t>Purpose and functionality:</w:t>
       </w:r>
       <w:r>
-        <w:t xml:space="preserve"> "AI Study Hub" is a comprehensive All-in-One Desktop application designed to help users manage study materials, exams, and deadlines efficiently. It features a built-in PDF viewer with annotation capabilities (highlighting, sticky notes) and integrates an intelligent AI Assistant (powered by ChatGPT or Gemini) to provide contextual lookup, text summarization, and direct interaction with the document's content using RAG (Retrieval-Augmented Generation).</w:t>
-      </w:r>
-    </w:p>
-    <w:p>
-      <w:pPr>
-        <w:pStyle w:val="ThnVnban"/>
+        <w:t xml:space="preserve"> "AI Study Hub" is a comprehensive All-in-One Desktop application designed to help users manage study materials, exams, and deadlines efficiently. It features a built-in </w:t>
+      </w:r>
+      <w:r>
+        <w:t>document</w:t>
+      </w:r>
+      <w:r>
+        <w:t xml:space="preserve"> viewer and integrates an intelligent AI Assistant (powered by Gemini) to provide contextual lookup, text summarization, and direct interaction with the document's content using RAG (Retrieval-Augmented Generation).</w:t>
+      </w:r>
+    </w:p>
+    <w:p>
+      <w:pPr>
+        <w:pStyle w:val="BodyText"/>
         <w:numPr>
           <w:ilvl w:val="0"/>
           <w:numId w:val="2"/>
@@ -57,12 +63,18 @@
         <w:t>Intended users:</w:t>
       </w:r>
       <w:r>
-        <w:t xml:space="preserve"> University students, high school students, self-learners, and researchers.</w:t>
-      </w:r>
-    </w:p>
-    <w:p>
-      <w:pPr>
-        <w:pStyle w:val="ThnVnban"/>
+        <w:t xml:space="preserve"> University students, high school students</w:t>
+      </w:r>
+      <w:r>
+        <w:t xml:space="preserve"> and</w:t>
+      </w:r>
+      <w:r>
+        <w:t xml:space="preserve"> self-learners.</w:t>
+      </w:r>
+    </w:p>
+    <w:p>
+      <w:pPr>
+        <w:pStyle w:val="BodyText"/>
         <w:numPr>
           <w:ilvl w:val="0"/>
           <w:numId w:val="2"/>
@@ -83,7 +95,7 @@
     </w:p>
     <w:p>
       <w:pPr>
-        <w:pStyle w:val="u2"/>
+        <w:pStyle w:val="Heading2"/>
         <w:numPr>
           <w:ilvl w:val="0"/>
           <w:numId w:val="0"/>
@@ -95,7 +107,7 @@
     </w:p>
     <w:p>
       <w:pPr>
-        <w:pStyle w:val="ThnVnban"/>
+        <w:pStyle w:val="BodyText"/>
       </w:pPr>
       <w:r>
         <w:t>Relevant UML diagrams have been designed to model the system:</w:t>
@@ -103,7 +115,7 @@
     </w:p>
     <w:p>
       <w:pPr>
-        <w:pStyle w:val="ThnVnban"/>
+        <w:pStyle w:val="BodyText"/>
         <w:numPr>
           <w:ilvl w:val="0"/>
           <w:numId w:val="3"/>
@@ -119,26 +131,27 @@
         <w:t>Use Case Diagram:</w:t>
       </w:r>
       <w:r>
-        <w:t xml:space="preserve"> Shows the interactions between the </w:t>
-      </w:r>
-      <w:proofErr w:type="gramStart"/>
-      <w:r>
-        <w:t>Student</w:t>
-      </w:r>
-      <w:proofErr w:type="gramEnd"/>
-      <w:r>
-        <w:t xml:space="preserve"> actor and the AI Service actor with the system. Key use cases include Manage Subjects, Manage Deadlines, Read &amp; Annotate PDFs, and AI-driven features like Contextual Lookup and Chat.</w:t>
-      </w:r>
-    </w:p>
-    <w:p>
-      <w:pPr>
-        <w:pStyle w:val="ThnVnban"/>
+        <w:t xml:space="preserve"> Shows the interactions between the Student actor and the AI Service actor with the system. Key use cases include Manage Subjects, Manage Deadlines, Read </w:t>
+      </w:r>
+      <w:r>
+        <w:t>Documents</w:t>
+      </w:r>
+      <w:r>
+        <w:t>, and AI-driven features like Contextual Lookup and Chat.</w:t>
+      </w:r>
+    </w:p>
+    <w:p>
+      <w:pPr>
+        <w:pStyle w:val="BodyText"/>
         <w:tabs>
           <w:tab w:val="left" w:pos="709"/>
         </w:tabs>
         <w:ind w:left="709"/>
       </w:pPr>
       <w:r>
+        <w:rPr>
+          <w:noProof/>
+        </w:rPr>
         <w:drawing>
           <wp:inline distT="0" distB="0" distL="0" distR="0" wp14:anchorId="447F85B9" wp14:editId="6A6B5117">
             <wp:extent cx="6120130" cy="4671060"/>
@@ -178,7 +191,7 @@
     </w:p>
     <w:p>
       <w:pPr>
-        <w:pStyle w:val="ThnVnban"/>
+        <w:pStyle w:val="BodyText"/>
         <w:numPr>
           <w:ilvl w:val="0"/>
           <w:numId w:val="3"/>
@@ -242,14 +255,12 @@
       <w:r>
         <w:t xml:space="preserve">, </w:t>
       </w:r>
-      <w:proofErr w:type="spellStart"/>
       <w:r>
         <w:rPr>
           <w:rFonts w:ascii="Liberation Mono" w:hAnsi="Liberation Mono"/>
         </w:rPr>
         <w:t>ChatSession</w:t>
       </w:r>
-      <w:proofErr w:type="spellEnd"/>
       <w:r>
         <w:t xml:space="preserve">, and </w:t>
       </w:r>
@@ -265,13 +276,16 @@
     </w:p>
     <w:p>
       <w:pPr>
-        <w:pStyle w:val="ThnVnban"/>
+        <w:pStyle w:val="BodyText"/>
         <w:tabs>
           <w:tab w:val="left" w:pos="709"/>
         </w:tabs>
         <w:ind w:left="709"/>
       </w:pPr>
       <w:r>
+        <w:rPr>
+          <w:noProof/>
+        </w:rPr>
         <w:drawing>
           <wp:inline distT="0" distB="0" distL="0" distR="0" wp14:anchorId="4874AC7C" wp14:editId="66E6C4BE">
             <wp:extent cx="6120130" cy="2736215"/>
@@ -311,7 +325,7 @@
     </w:p>
     <w:p>
       <w:pPr>
-        <w:pStyle w:val="ThnVnban"/>
+        <w:pStyle w:val="BodyText"/>
         <w:numPr>
           <w:ilvl w:val="0"/>
           <w:numId w:val="3"/>
@@ -327,12 +341,18 @@
         <w:t>Sequence Diagram:</w:t>
       </w:r>
       <w:r>
-        <w:t xml:space="preserve"> Illustrates the chronological flow of messages for the "Contextual Lookup (AI Chat)" feature, showing how a user selects text in a PDF, the system sends it to the AI Service, and displays the response.</w:t>
-      </w:r>
-    </w:p>
-    <w:p>
-      <w:pPr>
-        <w:pStyle w:val="ThnVnban"/>
+        <w:t xml:space="preserve"> Illustrates the chronological flow of messages for the "Contextual Lookup (AI Chat)" feature, showing how a user selects text in a </w:t>
+      </w:r>
+      <w:r>
+        <w:t>document</w:t>
+      </w:r>
+      <w:r>
+        <w:t>, the system sends it to the AI Service, and displays the response.</w:t>
+      </w:r>
+    </w:p>
+    <w:p>
+      <w:pPr>
+        <w:pStyle w:val="BodyText"/>
         <w:tabs>
           <w:tab w:val="left" w:pos="709"/>
         </w:tabs>
@@ -342,6 +362,7 @@
       </w:pPr>
       <w:r>
         <w:rPr>
+          <w:noProof/>
           <w:lang w:val="vi-VN"/>
         </w:rPr>
         <w:drawing>
@@ -383,7 +404,7 @@
     </w:p>
     <w:p>
       <w:pPr>
-        <w:pStyle w:val="ThnVnban"/>
+        <w:pStyle w:val="BodyText"/>
       </w:pPr>
       <w:r>
         <w:rPr>
@@ -394,7 +415,7 @@
     </w:p>
     <w:p>
       <w:pPr>
-        <w:pStyle w:val="u2"/>
+        <w:pStyle w:val="Heading2"/>
       </w:pPr>
       <w:r>
         <w:lastRenderedPageBreak/>
@@ -403,7 +424,7 @@
     </w:p>
     <w:p>
       <w:pPr>
-        <w:pStyle w:val="ThnVnban"/>
+        <w:pStyle w:val="BodyText"/>
         <w:numPr>
           <w:ilvl w:val="0"/>
           <w:numId w:val="4"/>
@@ -442,7 +463,7 @@
     </w:p>
     <w:p>
       <w:pPr>
-        <w:pStyle w:val="ThnVnban"/>
+        <w:pStyle w:val="BodyText"/>
         <w:tabs>
           <w:tab w:val="left" w:pos="709"/>
         </w:tabs>
@@ -497,7 +518,7 @@
     </w:p>
     <w:p>
       <w:pPr>
-        <w:pStyle w:val="ThnVnban"/>
+        <w:pStyle w:val="BodyText"/>
         <w:numPr>
           <w:ilvl w:val="0"/>
           <w:numId w:val="4"/>
@@ -516,7 +537,7 @@
     </w:p>
     <w:p>
       <w:pPr>
-        <w:pStyle w:val="ThnVnban"/>
+        <w:pStyle w:val="BodyText"/>
         <w:numPr>
           <w:ilvl w:val="1"/>
           <w:numId w:val="4"/>
@@ -537,7 +558,7 @@
     </w:p>
     <w:p>
       <w:pPr>
-        <w:pStyle w:val="ThnVnban"/>
+        <w:pStyle w:val="BodyText"/>
         <w:numPr>
           <w:ilvl w:val="1"/>
           <w:numId w:val="4"/>
@@ -553,28 +574,12 @@
         <w:t>SUBJECT:</w:t>
       </w:r>
       <w:r>
-        <w:t xml:space="preserve"> Workspaces for different courses (Name, </w:t>
-      </w:r>
-      <w:proofErr w:type="spellStart"/>
-      <w:r>
-        <w:t>CourseCode</w:t>
-      </w:r>
-      <w:proofErr w:type="spellEnd"/>
-      <w:r>
-        <w:t xml:space="preserve">, </w:t>
-      </w:r>
-      <w:proofErr w:type="spellStart"/>
-      <w:r>
-        <w:t>ColorHex</w:t>
-      </w:r>
-      <w:proofErr w:type="spellEnd"/>
-      <w:r>
-        <w:t>).</w:t>
-      </w:r>
-    </w:p>
-    <w:p>
-      <w:pPr>
-        <w:pStyle w:val="ThnVnban"/>
+        <w:t xml:space="preserve"> Workspaces for different courses (Name, CourseCode, ColorHex).</w:t>
+      </w:r>
+    </w:p>
+    <w:p>
+      <w:pPr>
+        <w:pStyle w:val="BodyText"/>
         <w:numPr>
           <w:ilvl w:val="1"/>
           <w:numId w:val="4"/>
@@ -595,7 +600,7 @@
     </w:p>
     <w:p>
       <w:pPr>
-        <w:pStyle w:val="ThnVnban"/>
+        <w:pStyle w:val="BodyText"/>
         <w:numPr>
           <w:ilvl w:val="1"/>
           <w:numId w:val="4"/>
@@ -611,20 +616,12 @@
         <w:t>TASK:</w:t>
       </w:r>
       <w:r>
-        <w:t xml:space="preserve"> Manages deadlines and exams (</w:t>
-      </w:r>
-      <w:proofErr w:type="spellStart"/>
-      <w:r>
-        <w:t>DueDate</w:t>
-      </w:r>
-      <w:proofErr w:type="spellEnd"/>
-      <w:r>
-        <w:t>, Status, Type).</w:t>
-      </w:r>
-    </w:p>
-    <w:p>
-      <w:pPr>
-        <w:pStyle w:val="ThnVnban"/>
+        <w:t xml:space="preserve"> Manages deadlines and exams (DueDate, Status, Type).</w:t>
+      </w:r>
+    </w:p>
+    <w:p>
+      <w:pPr>
+        <w:pStyle w:val="BodyText"/>
         <w:numPr>
           <w:ilvl w:val="1"/>
           <w:numId w:val="4"/>
@@ -637,39 +634,33 @@
         <w:rPr>
           <w:b/>
         </w:rPr>
-        <w:t>ANNOTATION:</w:t>
-      </w:r>
-      <w:r>
-        <w:t xml:space="preserve"> Critical for non-destructive PDF editing; stores </w:t>
-      </w:r>
-      <w:proofErr w:type="spellStart"/>
-      <w:r>
-        <w:t>PageNumber</w:t>
-      </w:r>
-      <w:proofErr w:type="spellEnd"/>
-      <w:r>
-        <w:t xml:space="preserve">, </w:t>
-      </w:r>
-      <w:proofErr w:type="spellStart"/>
-      <w:r>
-        <w:t>PosX</w:t>
-      </w:r>
-      <w:proofErr w:type="spellEnd"/>
-      <w:r>
-        <w:t xml:space="preserve">, </w:t>
-      </w:r>
-      <w:proofErr w:type="spellStart"/>
-      <w:r>
-        <w:t>PosY</w:t>
-      </w:r>
-      <w:proofErr w:type="spellEnd"/>
-      <w:r>
-        <w:t>, and Content for highlights and notes.</w:t>
-      </w:r>
-    </w:p>
-    <w:p>
-      <w:pPr>
-        <w:pStyle w:val="ThnVnban"/>
+        <w:t>FLASHCARD_DECK &amp; FLASHCARD:</w:t>
+      </w:r>
+      <w:r>
+        <w:t xml:space="preserve"> Implements Spaced Repetition logic with </w:t>
+      </w:r>
+      <w:r>
+        <w:rPr>
+          <w:rFonts w:ascii="Liberation Mono" w:hAnsi="Liberation Mono"/>
+        </w:rPr>
+        <w:t>NextReviewDate</w:t>
+      </w:r>
+      <w:r>
+        <w:t xml:space="preserve"> and </w:t>
+      </w:r>
+      <w:r>
+        <w:rPr>
+          <w:rFonts w:ascii="Liberation Mono" w:hAnsi="Liberation Mono"/>
+        </w:rPr>
+        <w:t>RepetitionCount</w:t>
+      </w:r>
+      <w:r>
+        <w:t>.</w:t>
+      </w:r>
+    </w:p>
+    <w:p>
+      <w:pPr>
+        <w:pStyle w:val="BodyText"/>
         <w:numPr>
           <w:ilvl w:val="1"/>
           <w:numId w:val="4"/>
@@ -682,49 +673,6 @@
         <w:rPr>
           <w:b/>
         </w:rPr>
-        <w:t>FLASHCARD_DECK &amp; FLASHCARD:</w:t>
-      </w:r>
-      <w:r>
-        <w:t xml:space="preserve"> Implements Spaced Repetition logic with </w:t>
-      </w:r>
-      <w:proofErr w:type="spellStart"/>
-      <w:r>
-        <w:rPr>
-          <w:rFonts w:ascii="Liberation Mono" w:hAnsi="Liberation Mono"/>
-        </w:rPr>
-        <w:t>NextReviewDate</w:t>
-      </w:r>
-      <w:proofErr w:type="spellEnd"/>
-      <w:r>
-        <w:t xml:space="preserve"> and </w:t>
-      </w:r>
-      <w:proofErr w:type="spellStart"/>
-      <w:r>
-        <w:rPr>
-          <w:rFonts w:ascii="Liberation Mono" w:hAnsi="Liberation Mono"/>
-        </w:rPr>
-        <w:t>RepetitionCount</w:t>
-      </w:r>
-      <w:proofErr w:type="spellEnd"/>
-      <w:r>
-        <w:t>.</w:t>
-      </w:r>
-    </w:p>
-    <w:p>
-      <w:pPr>
-        <w:pStyle w:val="ThnVnban"/>
-        <w:numPr>
-          <w:ilvl w:val="1"/>
-          <w:numId w:val="4"/>
-        </w:numPr>
-        <w:tabs>
-          <w:tab w:val="left" w:pos="1418"/>
-        </w:tabs>
-      </w:pPr>
-      <w:r>
-        <w:rPr>
-          <w:b/>
-        </w:rPr>
         <w:t>CHAT_SESSION &amp; CHAT_MESSAGE:</w:t>
       </w:r>
       <w:r>
@@ -733,7 +681,7 @@
     </w:p>
     <w:p>
       <w:pPr>
-        <w:pStyle w:val="u2"/>
+        <w:pStyle w:val="Heading2"/>
         <w:numPr>
           <w:ilvl w:val="0"/>
           <w:numId w:val="0"/>
@@ -745,7 +693,7 @@
     </w:p>
     <w:p>
       <w:pPr>
-        <w:pStyle w:val="ThnVnban"/>
+        <w:pStyle w:val="BodyText"/>
         <w:numPr>
           <w:ilvl w:val="0"/>
           <w:numId w:val="5"/>
@@ -761,16 +709,24 @@
         <w:t>Key screens mockups:</w:t>
       </w:r>
       <w:r>
-        <w:t xml:space="preserve"> Wireframes include the Main Dashboard (Navigation, Subject List), </w:t>
-      </w:r>
-      <w:r>
-        <w:lastRenderedPageBreak/>
-        <w:t>Kanban Task Board, and the Split-View PDF Reader (PDF on the left, AI Chat Sidebar on the right).</w:t>
-      </w:r>
-    </w:p>
-    <w:p>
-      <w:pPr>
-        <w:pStyle w:val="ThnVnban"/>
+        <w:t xml:space="preserve"> Wireframes include the Main Dashboard (Navigation, Subject List), Kanban Task Board, the Split-View </w:t>
+      </w:r>
+      <w:r>
+        <w:t>Document</w:t>
+      </w:r>
+      <w:r>
+        <w:t xml:space="preserve"> Reader </w:t>
+      </w:r>
+      <w:r>
+        <w:t xml:space="preserve"> and </w:t>
+      </w:r>
+      <w:r>
+        <w:t>AI Chat Sidebar.</w:t>
+      </w:r>
+    </w:p>
+    <w:p>
+      <w:pPr>
+        <w:pStyle w:val="BodyText"/>
         <w:tabs>
           <w:tab w:val="left" w:pos="709"/>
         </w:tabs>
@@ -779,7 +735,7 @@
     </w:p>
     <w:p>
       <w:pPr>
-        <w:pStyle w:val="ThnVnban"/>
+        <w:pStyle w:val="BodyText"/>
         <w:numPr>
           <w:ilvl w:val="0"/>
           <w:numId w:val="5"/>
@@ -792,26 +748,37 @@
         <w:rPr>
           <w:b/>
         </w:rPr>
+        <w:lastRenderedPageBreak/>
         <w:t>Design rationale and user flow:</w:t>
       </w:r>
       <w:r>
         <w:t xml:space="preserve"> The UI follows Material Design principles (</w:t>
       </w:r>
-      <w:proofErr w:type="spellStart"/>
       <w:r>
         <w:rPr>
           <w:rFonts w:ascii="Liberation Mono" w:hAnsi="Liberation Mono"/>
         </w:rPr>
         <w:t>MaterialDesignInXamlToolkit</w:t>
       </w:r>
-      <w:proofErr w:type="spellEnd"/>
-      <w:r>
-        <w:t>) for a modern and clean aesthetic. The user flow starts at the Main Dashboard, where they can dive into a specific Subject workspace. From there, they can manage Tasks via a Kanban board or open a Document, which brings up the integrated PDF viewer alongside the AI Assistant sidebar for seamless study and interaction.</w:t>
-      </w:r>
-    </w:p>
-    <w:p>
-      <w:pPr>
-        <w:pStyle w:val="u2"/>
+      <w:r>
+        <w:t xml:space="preserve">) for a modern and clean aesthetic. The user flow starts at the Main Dashboard, where they can dive into a specific Subject workspace. From there, they can manage Tasks via a Kanban board or open a Document, which brings up the integrated </w:t>
+      </w:r>
+      <w:r>
+        <w:t>d</w:t>
+      </w:r>
+      <w:r>
+        <w:t>ocument</w:t>
+      </w:r>
+      <w:r>
+        <w:t xml:space="preserve"> </w:t>
+      </w:r>
+      <w:r>
+        <w:t>viewer alongside the AI Assistant sidebar for seamless study and interaction.</w:t>
+      </w:r>
+    </w:p>
+    <w:p>
+      <w:pPr>
+        <w:pStyle w:val="Heading2"/>
         <w:numPr>
           <w:ilvl w:val="0"/>
           <w:numId w:val="0"/>
@@ -823,7 +790,7 @@
     </w:p>
     <w:p>
       <w:pPr>
-        <w:pStyle w:val="ThnVnban"/>
+        <w:pStyle w:val="BodyText"/>
         <w:numPr>
           <w:ilvl w:val="0"/>
           <w:numId w:val="6"/>
@@ -844,7 +811,7 @@
     </w:p>
     <w:p>
       <w:pPr>
-        <w:pStyle w:val="ThnVnban"/>
+        <w:pStyle w:val="BodyText"/>
         <w:numPr>
           <w:ilvl w:val="0"/>
           <w:numId w:val="6"/>
@@ -863,7 +830,7 @@
     </w:p>
     <w:p>
       <w:pPr>
-        <w:pStyle w:val="ThnVnban"/>
+        <w:pStyle w:val="BodyText"/>
         <w:numPr>
           <w:ilvl w:val="1"/>
           <w:numId w:val="6"/>
@@ -884,7 +851,7 @@
     </w:p>
     <w:p>
       <w:pPr>
-        <w:pStyle w:val="ThnVnban"/>
+        <w:pStyle w:val="BodyText"/>
         <w:numPr>
           <w:ilvl w:val="1"/>
           <w:numId w:val="6"/>
@@ -909,12 +876,15 @@
         <w:t>main</w:t>
       </w:r>
       <w:r>
-        <w:t xml:space="preserve"> branch triggers a GitHub Actions workflow that restores NuGet packages, builds the .NET WPF solution, and runs unit tests.</w:t>
-      </w:r>
-    </w:p>
-    <w:p>
-      <w:pPr>
-        <w:pStyle w:val="ThnVnban"/>
+        <w:t xml:space="preserve"> branch triggers a GitHub Actions workflow that restores NuGet packages, builds the .NET WPF solution</w:t>
+      </w:r>
+      <w:r>
+        <w:t>.</w:t>
+      </w:r>
+    </w:p>
+    <w:p>
+      <w:pPr>
+        <w:pStyle w:val="BodyText"/>
         <w:numPr>
           <w:ilvl w:val="1"/>
           <w:numId w:val="6"/>
@@ -944,7 +914,7 @@
     </w:p>
     <w:p>
       <w:pPr>
-        <w:pStyle w:val="u2"/>
+        <w:pStyle w:val="Heading2"/>
         <w:numPr>
           <w:ilvl w:val="0"/>
           <w:numId w:val="0"/>
@@ -956,7 +926,7 @@
     </w:p>
     <w:p>
       <w:pPr>
-        <w:pStyle w:val="ThnVnban"/>
+        <w:pStyle w:val="BodyText"/>
       </w:pPr>
       <w:r>
         <w:t>The system analysis and architectural design were divided among team members according to their assigned modules:</w:t>
@@ -964,7 +934,7 @@
     </w:p>
     <w:p>
       <w:pPr>
-        <w:pStyle w:val="ThnVnban"/>
+        <w:pStyle w:val="BodyText"/>
         <w:numPr>
           <w:ilvl w:val="0"/>
           <w:numId w:val="7"/>
@@ -985,7 +955,7 @@
     </w:p>
     <w:p>
       <w:pPr>
-        <w:pStyle w:val="ThnVnban"/>
+        <w:pStyle w:val="BodyText"/>
         <w:numPr>
           <w:ilvl w:val="0"/>
           <w:numId w:val="7"/>
@@ -1006,7 +976,7 @@
     </w:p>
     <w:p>
       <w:pPr>
-        <w:pStyle w:val="ThnVnban"/>
+        <w:pStyle w:val="BodyText"/>
         <w:numPr>
           <w:ilvl w:val="0"/>
           <w:numId w:val="7"/>
@@ -1015,19 +985,11 @@
           <w:tab w:val="left" w:pos="709"/>
         </w:tabs>
       </w:pPr>
-      <w:proofErr w:type="spellStart"/>
       <w:r>
         <w:rPr>
           <w:b/>
         </w:rPr>
-        <w:t>Hòa</w:t>
-      </w:r>
-      <w:proofErr w:type="spellEnd"/>
-      <w:r>
-        <w:rPr>
-          <w:b/>
-        </w:rPr>
-        <w:t xml:space="preserve"> (Deadline Module):</w:t>
+        <w:t>Hòa (Deadline Module):</w:t>
       </w:r>
       <w:r>
         <w:t xml:space="preserve"> Analyzed and designed the logic for the Task management system, Kanban boards, and countdown timer algorithms.</w:t>
@@ -1035,7 +997,7 @@
     </w:p>
     <w:p>
       <w:pPr>
-        <w:pStyle w:val="ThnVnban"/>
+        <w:pStyle w:val="BodyText"/>
         <w:numPr>
           <w:ilvl w:val="0"/>
           <w:numId w:val="7"/>
@@ -1051,23 +1013,18 @@
         <w:t>Minh (Document Module):</w:t>
       </w:r>
       <w:r>
-        <w:t xml:space="preserve"> Researched and designed the integration flow for the </w:t>
-      </w:r>
-      <w:proofErr w:type="spellStart"/>
-      <w:r>
-        <w:rPr>
-          <w:rFonts w:ascii="Liberation Mono" w:hAnsi="Liberation Mono"/>
-        </w:rPr>
-        <w:t>PdfiumViewer</w:t>
-      </w:r>
-      <w:proofErr w:type="spellEnd"/>
-      <w:r>
-        <w:t xml:space="preserve"> and local file management system.</w:t>
-      </w:r>
-    </w:p>
-    <w:p>
-      <w:pPr>
-        <w:pStyle w:val="ThnVnban"/>
+        <w:t xml:space="preserve"> Researched and designed the integration flow for the</w:t>
+      </w:r>
+      <w:r>
+        <w:t xml:space="preserve"> Document Viewer </w:t>
+      </w:r>
+      <w:r>
+        <w:t>and local file management system.</w:t>
+      </w:r>
+    </w:p>
+    <w:p>
+      <w:pPr>
+        <w:pStyle w:val="BodyText"/>
         <w:numPr>
           <w:ilvl w:val="0"/>
           <w:numId w:val="7"/>
@@ -1083,12 +1040,12 @@
         <w:t>Tân (AI Assistant Module):</w:t>
       </w:r>
       <w:r>
-        <w:t xml:space="preserve"> Designed the API integration architecture (HTTP Services for OpenAI/Gemini) and the Sequence Diagram for AI interactions.</w:t>
-      </w:r>
-    </w:p>
-    <w:p>
-      <w:pPr>
-        <w:pStyle w:val="ThnVnban"/>
+        <w:t xml:space="preserve"> Designed the API integration architecture (HTTP Services for Gemini) and the Sequence Diagram for AI interactions.</w:t>
+      </w:r>
+    </w:p>
+    <w:p>
+      <w:pPr>
+        <w:pStyle w:val="BodyText"/>
         <w:numPr>
           <w:ilvl w:val="0"/>
           <w:numId w:val="7"/>
@@ -1104,12 +1061,18 @@
         <w:t>Duy (Annotation &amp; Flashcard Module):</w:t>
       </w:r>
       <w:r>
-        <w:t xml:space="preserve"> Designed the data structure for capturing PDF coordinates (Annotation) and the Spaced Repetition algorithm for Flashcards.</w:t>
-      </w:r>
-    </w:p>
-    <w:p>
-      <w:pPr>
-        <w:pStyle w:val="ThnVnban"/>
+        <w:t xml:space="preserve"> Designed </w:t>
+      </w:r>
+      <w:r>
+        <w:t>note feature</w:t>
+      </w:r>
+      <w:r>
+        <w:t xml:space="preserve"> and the Spaced Repetition algorithm for Flashcards.</w:t>
+      </w:r>
+    </w:p>
+    <w:p>
+      <w:pPr>
+        <w:pStyle w:val="BodyText"/>
       </w:pPr>
     </w:p>
     <w:sectPr>
@@ -1411,7 +1374,7 @@
     <w:lvl w:ilvl="0">
       <w:start w:val="1"/>
       <w:numFmt w:val="none"/>
-      <w:pStyle w:val="u1"/>
+      <w:pStyle w:val="Heading1"/>
       <w:suff w:val="nothing"/>
       <w:lvlText w:val=""/>
       <w:lvlJc w:val="left"/>
@@ -1425,7 +1388,7 @@
     <w:lvl w:ilvl="1">
       <w:start w:val="1"/>
       <w:numFmt w:val="none"/>
-      <w:pStyle w:val="u2"/>
+      <w:pStyle w:val="Heading2"/>
       <w:suff w:val="nothing"/>
       <w:lvlText w:val=""/>
       <w:lvlJc w:val="left"/>
@@ -2507,17 +2470,17 @@
     <w:lsdException w:name="Unresolved Mention" w:semiHidden="1" w:unhideWhenUsed="1"/>
     <w:lsdException w:name="Smart Link" w:semiHidden="1" w:unhideWhenUsed="1"/>
   </w:latentStyles>
-  <w:style w:type="paragraph" w:default="1" w:styleId="Binhthng">
+  <w:style w:type="paragraph" w:default="1" w:styleId="Normal">
     <w:name w:val="Normal"/>
     <w:qFormat/>
     <w:pPr>
       <w:widowControl w:val="0"/>
     </w:pPr>
   </w:style>
-  <w:style w:type="paragraph" w:styleId="u1">
+  <w:style w:type="paragraph" w:styleId="Heading1">
     <w:name w:val="heading 1"/>
     <w:basedOn w:val="Heading"/>
-    <w:next w:val="ThnVnban"/>
+    <w:next w:val="BodyText"/>
     <w:uiPriority w:val="9"/>
     <w:qFormat/>
     <w:pPr>
@@ -2533,10 +2496,10 @@
       <w:szCs w:val="36"/>
     </w:rPr>
   </w:style>
-  <w:style w:type="paragraph" w:styleId="u2">
+  <w:style w:type="paragraph" w:styleId="Heading2">
     <w:name w:val="heading 2"/>
     <w:basedOn w:val="Heading"/>
-    <w:next w:val="ThnVnban"/>
+    <w:next w:val="BodyText"/>
     <w:uiPriority w:val="9"/>
     <w:unhideWhenUsed/>
     <w:qFormat/>
@@ -2555,13 +2518,13 @@
       <w:szCs w:val="32"/>
     </w:rPr>
   </w:style>
-  <w:style w:type="character" w:default="1" w:styleId="Phngmcinhcuaoanvn">
+  <w:style w:type="character" w:default="1" w:styleId="DefaultParagraphFont">
     <w:name w:val="Default Paragraph Font"/>
     <w:uiPriority w:val="1"/>
     <w:semiHidden/>
     <w:unhideWhenUsed/>
   </w:style>
-  <w:style w:type="table" w:default="1" w:styleId="BangThngthng">
+  <w:style w:type="table" w:default="1" w:styleId="TableNormal">
     <w:name w:val="Normal Table"/>
     <w:uiPriority w:val="99"/>
     <w:semiHidden/>
@@ -2576,7 +2539,7 @@
       </w:tblCellMar>
     </w:tblPr>
   </w:style>
-  <w:style w:type="numbering" w:default="1" w:styleId="Khngco">
+  <w:style w:type="numbering" w:default="1" w:styleId="NoList">
     <w:name w:val="No List"/>
     <w:uiPriority w:val="99"/>
     <w:semiHidden/>
@@ -2591,8 +2554,8 @@
   </w:style>
   <w:style w:type="paragraph" w:customStyle="1" w:styleId="Heading">
     <w:name w:val="Heading"/>
-    <w:basedOn w:val="Binhthng"/>
-    <w:next w:val="ThnVnban"/>
+    <w:basedOn w:val="Normal"/>
+    <w:next w:val="BodyText"/>
     <w:qFormat/>
     <w:pPr>
       <w:keepNext/>
@@ -2604,20 +2567,20 @@
       <w:szCs w:val="28"/>
     </w:rPr>
   </w:style>
-  <w:style w:type="paragraph" w:styleId="ThnVnban">
+  <w:style w:type="paragraph" w:styleId="BodyText">
     <w:name w:val="Body Text"/>
-    <w:basedOn w:val="Binhthng"/>
+    <w:basedOn w:val="Normal"/>
     <w:pPr>
       <w:spacing w:after="140" w:line="276" w:lineRule="auto"/>
     </w:pPr>
   </w:style>
-  <w:style w:type="paragraph" w:styleId="Danhsach">
+  <w:style w:type="paragraph" w:styleId="List">
     <w:name w:val="List"/>
-    <w:basedOn w:val="ThnVnban"/>
+    <w:basedOn w:val="BodyText"/>
   </w:style>
-  <w:style w:type="paragraph" w:styleId="Chuthich">
+  <w:style w:type="paragraph" w:styleId="Caption">
     <w:name w:val="caption"/>
-    <w:basedOn w:val="Binhthng"/>
+    <w:basedOn w:val="Normal"/>
     <w:qFormat/>
     <w:pPr>
       <w:suppressLineNumbers/>
@@ -2630,7 +2593,7 @@
   </w:style>
   <w:style w:type="paragraph" w:customStyle="1" w:styleId="Index">
     <w:name w:val="Index"/>
-    <w:basedOn w:val="Binhthng"/>
+    <w:basedOn w:val="Normal"/>
     <w:qFormat/>
     <w:pPr>
       <w:suppressLineNumbers/>
@@ -2638,7 +2601,7 @@
   </w:style>
   <w:style w:type="paragraph" w:customStyle="1" w:styleId="PreformattedText">
     <w:name w:val="Preformatted Text"/>
-    <w:basedOn w:val="Binhthng"/>
+    <w:basedOn w:val="Normal"/>
     <w:qFormat/>
     <w:rPr>
       <w:rFonts w:ascii="Liberation Mono" w:eastAsia="Liberation Mono" w:hAnsi="Liberation Mono" w:cs="Liberation Mono"/>
